--- a/TS-Padam/TS-6.4/TS 6.4 Tamil Pada Paatam Corrections.docx
+++ b/TS-Padam/TS-6.4/TS 6.4 Tamil Pada Paatam Corrections.docx
@@ -51,9 +51,8 @@
           <w:szCs w:val="32"/>
           <w:u w:val="single"/>
         </w:rPr>
-        <w:t xml:space="preserve">Observed </w:t>
+        <w:t xml:space="preserve">Observed till </w:t>
       </w:r>
-      <w:proofErr w:type="gramStart"/>
       <w:r>
         <w:rPr>
           <w:b/>
@@ -62,20 +61,8 @@
           <w:szCs w:val="32"/>
           <w:u w:val="single"/>
         </w:rPr>
-        <w:t xml:space="preserve">till </w:t>
+        <w:t>30th April 2026</w:t>
       </w:r>
-      <w:r>
-        <w:rPr>
-          <w:b/>
-          <w:bCs/>
-          <w:sz w:val="32"/>
-          <w:szCs w:val="32"/>
-          <w:highlight w:val="red"/>
-          <w:u w:val="single"/>
-        </w:rPr>
-        <w:t>???</w:t>
-      </w:r>
-      <w:proofErr w:type="gramEnd"/>
     </w:p>
     <w:p>
       <w:pPr>
@@ -3507,17 +3494,6 @@
           <w:szCs w:val="32"/>
           <w:u w:val="single"/>
         </w:rPr>
-        <w:br w:type="page"/>
-      </w:r>
-      <w:r>
-        <w:rPr>
-          <w:b/>
-          <w:bCs/>
-          <w:sz w:val="32"/>
-          <w:szCs w:val="32"/>
-          <w:u w:val="single"/>
-        </w:rPr>
-        <w:lastRenderedPageBreak/>
         <w:t>TS Pada Paatam – TS 6.4</w:t>
       </w:r>
       <w:r>
@@ -3807,9 +3783,8 @@
                 <w:szCs w:val="28"/>
                 <w:lang w:bidi="ta-IN"/>
               </w:rPr>
-              <w:t xml:space="preserve">TS </w:t>
-            </w:r>
-            <w:proofErr w:type="gramStart"/>
+              <w:t>TS 6.4.2.1</w:t>
+            </w:r>
             <w:r>
               <w:rPr>
                 <w:rFonts w:cs="Latha"/>
@@ -3819,30 +3794,7 @@
                 <w:szCs w:val="28"/>
                 <w:lang w:bidi="ta-IN"/>
               </w:rPr>
-              <w:t>6.4.2.1</w:t>
-            </w:r>
-            <w:r>
-              <w:rPr>
-                <w:rFonts w:cs="Latha"/>
-                <w:b/>
-                <w:bCs/>
-                <w:sz w:val="28"/>
-                <w:szCs w:val="28"/>
-                <w:lang w:bidi="ta-IN"/>
-              </w:rPr>
-              <w:t xml:space="preserve">  -</w:t>
-            </w:r>
-            <w:proofErr w:type="gramEnd"/>
-            <w:r>
-              <w:rPr>
-                <w:rFonts w:cs="Latha"/>
-                <w:b/>
-                <w:bCs/>
-                <w:sz w:val="28"/>
-                <w:szCs w:val="28"/>
-                <w:lang w:bidi="ta-IN"/>
-              </w:rPr>
-              <w:t xml:space="preserve"> </w:t>
+              <w:t xml:space="preserve">  - </w:t>
             </w:r>
             <w:r>
               <w:rPr>
@@ -4497,31 +4449,7 @@
                 <w:szCs w:val="28"/>
                 <w:lang w:bidi="ta-IN"/>
               </w:rPr>
-              <w:t xml:space="preserve">TS </w:t>
-            </w:r>
-            <w:proofErr w:type="gramStart"/>
-            <w:r>
-              <w:rPr>
-                <w:rFonts w:cs="Latha"/>
-                <w:b/>
-                <w:bCs/>
-                <w:sz w:val="28"/>
-                <w:szCs w:val="28"/>
-                <w:lang w:bidi="ta-IN"/>
-              </w:rPr>
-              <w:t>6.4.2.6  -</w:t>
-            </w:r>
-            <w:proofErr w:type="gramEnd"/>
-            <w:r>
-              <w:rPr>
-                <w:rFonts w:cs="Latha"/>
-                <w:b/>
-                <w:bCs/>
-                <w:sz w:val="28"/>
-                <w:szCs w:val="28"/>
-                <w:lang w:bidi="ta-IN"/>
-              </w:rPr>
-              <w:t xml:space="preserve"> Vaakyam</w:t>
+              <w:t>TS 6.4.2.6  - Vaakyam</w:t>
             </w:r>
           </w:p>
           <w:p>
@@ -5000,31 +4928,7 @@
                 <w:szCs w:val="28"/>
                 <w:lang w:bidi="ta-IN"/>
               </w:rPr>
-              <w:t xml:space="preserve">TS </w:t>
-            </w:r>
-            <w:proofErr w:type="gramStart"/>
-            <w:r>
-              <w:rPr>
-                <w:rFonts w:cs="Latha"/>
-                <w:b/>
-                <w:bCs/>
-                <w:sz w:val="28"/>
-                <w:szCs w:val="28"/>
-                <w:lang w:bidi="ta-IN"/>
-              </w:rPr>
-              <w:t>6.4.2.6  -</w:t>
-            </w:r>
-            <w:proofErr w:type="gramEnd"/>
-            <w:r>
-              <w:rPr>
-                <w:rFonts w:cs="Latha"/>
-                <w:b/>
-                <w:bCs/>
-                <w:sz w:val="28"/>
-                <w:szCs w:val="28"/>
-                <w:lang w:bidi="ta-IN"/>
-              </w:rPr>
-              <w:t xml:space="preserve"> Padam</w:t>
+              <w:t>TS 6.4.2.6  - Padam</w:t>
             </w:r>
           </w:p>
           <w:p>
@@ -5589,9 +5493,9 @@
                 <w:szCs w:val="28"/>
                 <w:lang w:bidi="ta-IN"/>
               </w:rPr>
-              <w:t xml:space="preserve">TS </w:t>
-            </w:r>
-            <w:proofErr w:type="gramStart"/>
+              <w:lastRenderedPageBreak/>
+              <w:t>TS 6.4.4</w:t>
+            </w:r>
             <w:r>
               <w:rPr>
                 <w:rFonts w:cs="Latha"/>
@@ -5601,30 +5505,7 @@
                 <w:szCs w:val="28"/>
                 <w:lang w:bidi="ta-IN"/>
               </w:rPr>
-              <w:t>6.4.4</w:t>
-            </w:r>
-            <w:r>
-              <w:rPr>
-                <w:rFonts w:cs="Latha"/>
-                <w:b/>
-                <w:bCs/>
-                <w:sz w:val="28"/>
-                <w:szCs w:val="28"/>
-                <w:lang w:bidi="ta-IN"/>
-              </w:rPr>
-              <w:t>.1  -</w:t>
-            </w:r>
-            <w:proofErr w:type="gramEnd"/>
-            <w:r>
-              <w:rPr>
-                <w:rFonts w:cs="Latha"/>
-                <w:b/>
-                <w:bCs/>
-                <w:sz w:val="28"/>
-                <w:szCs w:val="28"/>
-                <w:lang w:bidi="ta-IN"/>
-              </w:rPr>
-              <w:t xml:space="preserve"> Padam</w:t>
+              <w:t>.1  - Padam</w:t>
             </w:r>
           </w:p>
           <w:p>
@@ -6548,32 +6429,7 @@
                 <w:szCs w:val="28"/>
                 <w:lang w:bidi="ta-IN"/>
               </w:rPr>
-              <w:lastRenderedPageBreak/>
-              <w:t xml:space="preserve">TS </w:t>
-            </w:r>
-            <w:proofErr w:type="gramStart"/>
-            <w:r>
-              <w:rPr>
-                <w:rFonts w:cs="Latha"/>
-                <w:b/>
-                <w:bCs/>
-                <w:sz w:val="28"/>
-                <w:szCs w:val="28"/>
-                <w:lang w:bidi="ta-IN"/>
-              </w:rPr>
-              <w:t>6.4.5.1  -</w:t>
-            </w:r>
-            <w:proofErr w:type="gramEnd"/>
-            <w:r>
-              <w:rPr>
-                <w:rFonts w:cs="Latha"/>
-                <w:b/>
-                <w:bCs/>
-                <w:sz w:val="28"/>
-                <w:szCs w:val="28"/>
-                <w:lang w:bidi="ta-IN"/>
-              </w:rPr>
-              <w:t xml:space="preserve"> Padam</w:t>
+              <w:t>TS 6.4.5.1  - Padam</w:t>
             </w:r>
           </w:p>
           <w:p>
@@ -7602,31 +7458,7 @@
                 <w:szCs w:val="28"/>
                 <w:lang w:bidi="ta-IN"/>
               </w:rPr>
-              <w:t xml:space="preserve">TS </w:t>
-            </w:r>
-            <w:proofErr w:type="gramStart"/>
-            <w:r>
-              <w:rPr>
-                <w:rFonts w:cs="Latha"/>
-                <w:b/>
-                <w:bCs/>
-                <w:sz w:val="28"/>
-                <w:szCs w:val="28"/>
-                <w:lang w:bidi="ta-IN"/>
-              </w:rPr>
-              <w:t>6.4.5.5  -</w:t>
-            </w:r>
-            <w:proofErr w:type="gramEnd"/>
-            <w:r>
-              <w:rPr>
-                <w:rFonts w:cs="Latha"/>
-                <w:b/>
-                <w:bCs/>
-                <w:sz w:val="28"/>
-                <w:szCs w:val="28"/>
-                <w:lang w:bidi="ta-IN"/>
-              </w:rPr>
-              <w:t xml:space="preserve"> Vaakyam</w:t>
+              <w:t>TS 6.4.5.5  - Vaakyam</w:t>
             </w:r>
           </w:p>
           <w:p>
@@ -8079,31 +7911,7 @@
                 <w:szCs w:val="28"/>
                 <w:lang w:bidi="ta-IN"/>
               </w:rPr>
-              <w:t xml:space="preserve">TS </w:t>
-            </w:r>
-            <w:proofErr w:type="gramStart"/>
-            <w:r>
-              <w:rPr>
-                <w:rFonts w:cs="Latha"/>
-                <w:b/>
-                <w:bCs/>
-                <w:sz w:val="28"/>
-                <w:szCs w:val="28"/>
-                <w:lang w:bidi="ta-IN"/>
-              </w:rPr>
-              <w:t>6.4.8.3  -</w:t>
-            </w:r>
-            <w:proofErr w:type="gramEnd"/>
-            <w:r>
-              <w:rPr>
-                <w:rFonts w:cs="Latha"/>
-                <w:b/>
-                <w:bCs/>
-                <w:sz w:val="28"/>
-                <w:szCs w:val="28"/>
-                <w:lang w:bidi="ta-IN"/>
-              </w:rPr>
-              <w:t xml:space="preserve"> Vaakyam</w:t>
+              <w:t>TS 6.4.8.3  - Vaakyam</w:t>
             </w:r>
           </w:p>
           <w:p>
@@ -8452,31 +8260,8 @@
                 <w:szCs w:val="28"/>
                 <w:lang w:bidi="ta-IN"/>
               </w:rPr>
-              <w:t xml:space="preserve">TS </w:t>
-            </w:r>
-            <w:proofErr w:type="gramStart"/>
-            <w:r>
-              <w:rPr>
-                <w:rFonts w:cs="Latha"/>
-                <w:b/>
-                <w:bCs/>
-                <w:sz w:val="28"/>
-                <w:szCs w:val="28"/>
-                <w:lang w:bidi="ta-IN"/>
-              </w:rPr>
-              <w:t>6.4.9.3  -</w:t>
-            </w:r>
-            <w:proofErr w:type="gramEnd"/>
-            <w:r>
-              <w:rPr>
-                <w:rFonts w:cs="Latha"/>
-                <w:b/>
-                <w:bCs/>
-                <w:sz w:val="28"/>
-                <w:szCs w:val="28"/>
-                <w:lang w:bidi="ta-IN"/>
-              </w:rPr>
-              <w:t xml:space="preserve"> Padam</w:t>
+              <w:lastRenderedPageBreak/>
+              <w:t>TS 6.4.9.3  - Padam</w:t>
             </w:r>
           </w:p>
           <w:p>
@@ -9348,10 +9133,8 @@
                 <w:szCs w:val="28"/>
                 <w:lang w:bidi="ta-IN"/>
               </w:rPr>
-              <w:lastRenderedPageBreak/>
-              <w:t xml:space="preserve">TS </w:t>
-            </w:r>
-            <w:proofErr w:type="gramStart"/>
+              <w:t>TS 6.4.</w:t>
+            </w:r>
             <w:r>
               <w:rPr>
                 <w:rFonts w:cs="Latha"/>
@@ -9361,7 +9144,7 @@
                 <w:szCs w:val="28"/>
                 <w:lang w:bidi="ta-IN"/>
               </w:rPr>
-              <w:t>6.4.</w:t>
+              <w:t>10</w:t>
             </w:r>
             <w:r>
               <w:rPr>
@@ -9372,30 +9155,7 @@
                 <w:szCs w:val="28"/>
                 <w:lang w:bidi="ta-IN"/>
               </w:rPr>
-              <w:t>10</w:t>
-            </w:r>
-            <w:r>
-              <w:rPr>
-                <w:rFonts w:cs="Latha"/>
-                <w:b/>
-                <w:bCs/>
-                <w:sz w:val="28"/>
-                <w:szCs w:val="28"/>
-                <w:lang w:bidi="ta-IN"/>
-              </w:rPr>
-              <w:t>.3  -</w:t>
-            </w:r>
-            <w:proofErr w:type="gramEnd"/>
-            <w:r>
-              <w:rPr>
-                <w:rFonts w:cs="Latha"/>
-                <w:b/>
-                <w:bCs/>
-                <w:sz w:val="28"/>
-                <w:szCs w:val="28"/>
-                <w:lang w:bidi="ta-IN"/>
-              </w:rPr>
-              <w:t xml:space="preserve"> Padam</w:t>
+              <w:t>.3  - Padam</w:t>
             </w:r>
           </w:p>
           <w:p>
@@ -10796,18 +10556,6 @@
         </w:tc>
       </w:tr>
     </w:tbl>
-    <w:p>
-      <w:pPr>
-        <w:jc w:val="center"/>
-        <w:rPr>
-          <w:b/>
-          <w:bCs/>
-          <w:sz w:val="32"/>
-          <w:szCs w:val="32"/>
-          <w:u w:val="single"/>
-        </w:rPr>
-      </w:pPr>
-    </w:p>
     <w:p>
       <w:pPr>
         <w:jc w:val="center"/>
@@ -11055,12 +10803,16 @@
               <w:spacing w:before="0" w:line="240" w:lineRule="auto"/>
               <w:jc w:val="center"/>
               <w:rPr>
+                <w:b/>
+                <w:bCs/>
                 <w:sz w:val="32"/>
                 <w:szCs w:val="32"/>
               </w:rPr>
             </w:pPr>
             <w:r>
               <w:rPr>
+                <w:b/>
+                <w:bCs/>
                 <w:sz w:val="32"/>
                 <w:szCs w:val="32"/>
               </w:rPr>
@@ -11072,12 +10824,16 @@
               <w:spacing w:before="0" w:line="240" w:lineRule="auto"/>
               <w:jc w:val="center"/>
               <w:rPr>
+                <w:b/>
+                <w:bCs/>
                 <w:sz w:val="32"/>
                 <w:szCs w:val="32"/>
               </w:rPr>
             </w:pPr>
             <w:r>
               <w:rPr>
+                <w:b/>
+                <w:bCs/>
                 <w:sz w:val="32"/>
                 <w:szCs w:val="32"/>
               </w:rPr>
@@ -11094,12 +10850,16 @@
               <w:spacing w:before="0" w:line="240" w:lineRule="auto"/>
               <w:jc w:val="center"/>
               <w:rPr>
+                <w:b/>
+                <w:bCs/>
                 <w:sz w:val="32"/>
                 <w:szCs w:val="32"/>
               </w:rPr>
             </w:pPr>
             <w:r>
               <w:rPr>
+                <w:b/>
+                <w:bCs/>
                 <w:sz w:val="32"/>
                 <w:szCs w:val="32"/>
               </w:rPr>
@@ -11117,12 +10877,16 @@
               <w:ind w:right="-18"/>
               <w:jc w:val="center"/>
               <w:rPr>
+                <w:b/>
+                <w:bCs/>
                 <w:sz w:val="32"/>
                 <w:szCs w:val="32"/>
               </w:rPr>
             </w:pPr>
             <w:r>
               <w:rPr>
+                <w:b/>
+                <w:bCs/>
                 <w:sz w:val="32"/>
                 <w:szCs w:val="32"/>
               </w:rPr>
@@ -11262,6 +11026,7 @@
       <w:pBdr>
         <w:top w:val="single" w:sz="4" w:space="0" w:color="auto"/>
       </w:pBdr>
+      <w:jc w:val="right"/>
       <w:rPr>
         <w:b/>
         <w:bCs/>
@@ -11314,6 +11079,13 @@
         <w:b/>
         <w:bCs/>
       </w:rPr>
+      <w:t xml:space="preserve">      </w:t>
+    </w:r>
+    <w:r>
+      <w:rPr>
+        <w:b/>
+        <w:bCs/>
+      </w:rPr>
       <w:t xml:space="preserve">             www.v</w:t>
     </w:r>
     <w:r>
@@ -11353,6 +11125,11 @@
     </w:r>
     <w:r>
       <w:tab/>
+    </w:r>
+    <w:r>
+      <w:t xml:space="preserve">     </w:t>
+    </w:r>
+    <w:r>
       <w:t xml:space="preserve">        </w:t>
     </w:r>
     <w:r>
@@ -11459,6 +11236,7 @@
       <w:pBdr>
         <w:top w:val="single" w:sz="4" w:space="1" w:color="auto"/>
       </w:pBdr>
+      <w:jc w:val="right"/>
       <w:rPr>
         <w:b/>
         <w:bCs/>
@@ -11511,7 +11289,21 @@
         <w:b/>
         <w:bCs/>
       </w:rPr>
-      <w:t xml:space="preserve">       </w:t>
+      <w:t xml:space="preserve">     </w:t>
+    </w:r>
+    <w:r>
+      <w:rPr>
+        <w:b/>
+        <w:bCs/>
+      </w:rPr>
+      <w:tab/>
+    </w:r>
+    <w:r>
+      <w:rPr>
+        <w:b/>
+        <w:bCs/>
+      </w:rPr>
+      <w:t xml:space="preserve">  </w:t>
     </w:r>
     <w:r>
       <w:rPr>
@@ -11550,6 +11342,9 @@
     </w:r>
     <w:r>
       <w:tab/>
+    </w:r>
+    <w:r>
+      <w:t xml:space="preserve">            </w:t>
     </w:r>
     <w:r>
       <w:rPr>
